--- a/research/thesis/thesis_v30.docx
+++ b/research/thesis/thesis_v30.docx
@@ -990,7 +990,7 @@
     </w:p>
     <w:p>
       <w:r>
-        <w:t>연구 질문과 PubMed 검색식은 agent_local 방식으로 생성하였다. 정의 프롬프트는 research/searches_v3/ai_picos/prompt.txt에 두고 SHA-256 b8fd37a2463eab37b24e45174ae29c06f45450d92d9606cbdc50e82a6838e510로 고정했다. 정의 결과 파일의 SHA-256은 70e4749529fb2ad9db6bf7c7c45456b9761d7958a27ee728371ae68015f3912f다.</w:t>
+        <w:t>연구 질문과 PubMed 검색식은 AI 에이전트가 정의하였고 이 단계에서 사람의 판정은 0건이다. 정의를 수행한 실행 주체는 OpenAI Codex GPT-5이며, 뒤이은 선별·참조 판정·번역·집필을 수행한 에이전트와는 다른 실행 주체다. 정의 프롬프트는 research/searches_v3/ai_picos/prompt.txt에 두고 SHA-256 b8fd37a2463eab37b24e45174ae29c06f45450d92d9606cbdc50e82a6838e510로 고정했다. 정의 결과 파일의 SHA-256은 70e4749529fb2ad9db6bf7c7c45456b9761d7958a27ee728371ae68015f3912f다.</w:t>
       </w:r>
     </w:p>
     <w:p>
@@ -1315,7 +1315,7 @@
     </w:p>
     <w:p>
       <w:r>
-        <w:t>선별 프롬프트는 research/screening/v30_agent/prompts/screening_prompt.md에 동결하고 SHA-256 d7a41a5936d13ca9f5de926142ea2bdf4628285fab2edec581b391cbc58fffcc로 기록했다. 실행 방식은 agent_direct이며, 선별을 위한 별도 모델 호출은 0회, 외부 API 호출은 0회, 사람의 판정은 0건이다. 즉 에이전트가 배치를 읽고 모든 행을 직접 판정했다.</w:t>
+        <w:t>선별 프롬프트는 research/screening/v30_agent/prompts/screening_prompt.md에 동결하고 SHA-256 d7a41a5936d13ca9f5de926142ea2bdf4628285fab2edec581b391cbc58fffcc로 기록했다. 선별은 에이전트가 배치를 직접 읽고 판정하는 방식이며, 선별을 위한 별도 모델 호출은 0회, 외부 API 호출은 0회, 사람의 판정은 0건이다. 즉 에이전트가 배치를 읽고 모든 행을 직접 판정했다.</w:t>
       </w:r>
     </w:p>
     <w:p>

--- a/research/thesis/thesis_v30.docx
+++ b/research/thesis/thesis_v30.docx
@@ -2129,6 +2129,11 @@
     <w:p>
       <w:r>
         <w:t>핵심 근거의 한국어 핵심소견 번역은 외부·로컬 번역 모델을 호출하지 않고 에이전트가 직접 작성했다. 번역기는 원문의 숫자·단위·증감 방향이 보존되었는지 자동 검증하며, 검증에 실패하면 번들 생성이 중단된다.</w:t>
+      </w:r>
+    </w:p>
+    <w:p>
+      <w:r>
+        <w:t>공개 화면의 연구 서술은 상수 문자열을 두지 않고, 각 응답이 실제로 선택한 근거에서 생성한다. 인용은 선택된 근거의 한국어 핵심소견을 그대로 옮기며 문장 경계에서만 줄이고, 줄인 경우 전문의 위치를 밝힌다. 선택된 근거가 없으면 없다고 적고 다른 문장으로 채우지 않는다. 입력한 약을 직접 다룬 연구가 없으면 그 사실을 서술에 남긴다. 회귀 테스트는 화면에 인용된 문장이 선택된 근거 원문에 그대로 존재하는지 검사한다. 용량 기준처럼 코퍼스 밖에서 온 값은 NIH ODS 자료를 근거로 명시해 구분한다.</w:t>
       </w:r>
     </w:p>
     <w:p>
